--- a/app/static/docs/Esercitazione_Ragioneria_con_WMS.docx
+++ b/app/static/docs/Esercitazione_Ragioneria_con_WMS.docx
@@ -1274,7 +1274,7 @@
           <w:sz w:val="18"/>
           <w:szCs w:val="18"/>
         </w:rPr>
-        <w:t xml:space="preserve">Nel programma questo riquadro compare dopo che hai registrato e ricostruito la scrittura.</w:t>
+        <w:t xml:space="preserve">Nel programma la soluzione compare dopo che hai registrato e ricostruito la scrittura.</w:t>
       </w:r>
     </w:p>
     <w:p>
@@ -5774,7 +5774,7 @@
           <w:sz w:val="18"/>
           <w:szCs w:val="18"/>
         </w:rPr>
-        <w:t xml:space="preserve">Nel programma questo riquadro compare dopo che hai registrato e ricostruito la scrittura.</w:t>
+        <w:t xml:space="preserve">Nel programma la soluzione compare dopo che hai registrato e ricostruito la scrittura.</w:t>
       </w:r>
     </w:p>
     <w:p>
@@ -6821,7 +6821,7 @@
           <w:sz w:val="18"/>
           <w:szCs w:val="18"/>
         </w:rPr>
-        <w:t xml:space="preserve">Nel programma questo riquadro compare dopo che hai registrato e ricostruito la scrittura.</w:t>
+        <w:t xml:space="preserve">Nel programma la soluzione compare dopo che hai registrato e ricostruito la scrittura.</w:t>
       </w:r>
     </w:p>
     <w:p>
@@ -7733,7 +7733,7 @@
           <w:sz w:val="18"/>
           <w:szCs w:val="18"/>
         </w:rPr>
-        <w:t xml:space="preserve">Nel programma questo riquadro compare dopo che hai registrato e ricostruito la scrittura.</w:t>
+        <w:t xml:space="preserve">Nel programma la soluzione compare dopo che hai registrato e ricostruito la scrittura.</w:t>
       </w:r>
     </w:p>
     <w:p>
@@ -9470,7 +9470,7 @@
           <w:sz w:val="18"/>
           <w:szCs w:val="18"/>
         </w:rPr>
-        <w:t xml:space="preserve">Nel programma questo riquadro compare dopo che hai registrato e ricostruito la scrittura.</w:t>
+        <w:t xml:space="preserve">Nel programma la soluzione compare dopo che hai registrato e ricostruito la scrittura.</w:t>
       </w:r>
     </w:p>
     <w:p>
@@ -9953,7 +9953,7 @@
           <w:sz w:val="18"/>
           <w:szCs w:val="18"/>
         </w:rPr>
-        <w:t xml:space="preserve">Nel programma questo riquadro compare dopo che hai registrato e ricostruito la scrittura.</w:t>
+        <w:t xml:space="preserve">Nel programma la soluzione compare dopo che hai registrato e ricostruito la scrittura.</w:t>
       </w:r>
     </w:p>
     <w:p>
@@ -10398,7 +10398,7 @@
           <w:sz w:val="18"/>
           <w:szCs w:val="18"/>
         </w:rPr>
-        <w:t xml:space="preserve">Nel programma questo riquadro compare dopo che hai registrato e ricostruito la scrittura.</w:t>
+        <w:t xml:space="preserve">Nel programma la soluzione compare dopo che hai registrato e ricostruito la scrittura.</w:t>
       </w:r>
     </w:p>
     <w:p>
@@ -13950,7 +13950,7 @@
           <w:sz w:val="18"/>
           <w:szCs w:val="18"/>
         </w:rPr>
-        <w:t xml:space="preserve">Nel programma questo riquadro compare dopo che hai registrato e ricostruito la scrittura.</w:t>
+        <w:t xml:space="preserve">Nel programma la soluzione compare dopo che hai registrato e ricostruito la scrittura.</w:t>
       </w:r>
     </w:p>
     <w:p>
@@ -14645,7 +14645,7 @@
           <w:sz w:val="18"/>
           <w:szCs w:val="18"/>
         </w:rPr>
-        <w:t xml:space="preserve">Nel programma questo riquadro compare dopo che hai registrato e ricostruito la scrittura.</w:t>
+        <w:t xml:space="preserve">Nel programma la soluzione compare dopo che hai registrato e ricostruito la scrittura.</w:t>
       </w:r>
     </w:p>
     <w:p>
@@ -15128,7 +15128,7 @@
           <w:sz w:val="18"/>
           <w:szCs w:val="18"/>
         </w:rPr>
-        <w:t xml:space="preserve">Nel programma questo riquadro compare dopo che hai registrato e ricostruito la scrittura.</w:t>
+        <w:t xml:space="preserve">Nel programma la soluzione compare dopo che hai registrato e ricostruito la scrittura.</w:t>
       </w:r>
     </w:p>
     <w:p>
@@ -15611,7 +15611,7 @@
           <w:sz w:val="18"/>
           <w:szCs w:val="18"/>
         </w:rPr>
-        <w:t xml:space="preserve">Nel programma questo riquadro compare dopo che hai registrato e ricostruito la scrittura.</w:t>
+        <w:t xml:space="preserve">Nel programma la soluzione compare dopo che hai registrato e ricostruito la scrittura.</w:t>
       </w:r>
     </w:p>
     <w:p>
@@ -15947,7 +15947,7 @@
           <w:sz w:val="18"/>
           <w:szCs w:val="18"/>
         </w:rPr>
-        <w:t xml:space="preserve">Nel programma questo riquadro compare dopo che hai registrato e ricostruito la scrittura.</w:t>
+        <w:t xml:space="preserve">Nel programma la soluzione compare dopo che hai registrato e ricostruito la scrittura.</w:t>
       </w:r>
     </w:p>
     <w:p>
@@ -16247,7 +16247,7 @@
           <w:sz w:val="18"/>
           <w:szCs w:val="18"/>
         </w:rPr>
-        <w:t xml:space="preserve">Nel programma questo riquadro compare dopo che hai registrato e ricostruito la scrittura.</w:t>
+        <w:t xml:space="preserve">Nel programma la soluzione compare dopo che hai registrato e ricostruito la scrittura.</w:t>
       </w:r>
     </w:p>
     <w:p>
@@ -16608,7 +16608,7 @@
           <w:sz w:val="18"/>
           <w:szCs w:val="18"/>
         </w:rPr>
-        <w:t xml:space="preserve">Nel programma questo riquadro compare dopo che hai registrato e ricostruito la scrittura.</w:t>
+        <w:t xml:space="preserve">Nel programma la soluzione compare dopo che hai registrato e ricostruito la scrittura.</w:t>
       </w:r>
     </w:p>
     <w:p>
@@ -17005,7 +17005,7 @@
           <w:sz w:val="18"/>
           <w:szCs w:val="18"/>
         </w:rPr>
-        <w:t xml:space="preserve">Nel programma questo riquadro compare dopo che hai registrato e ricostruito la scrittura.</w:t>
+        <w:t xml:space="preserve">Nel programma la soluzione compare dopo che hai registrato e ricostruito la scrittura.</w:t>
       </w:r>
     </w:p>
     <w:p>
@@ -17673,7 +17673,7 @@
           <w:sz w:val="18"/>
           <w:szCs w:val="18"/>
         </w:rPr>
-        <w:t xml:space="preserve">Nel programma questo riquadro compare dopo che hai registrato e ricostruito la scrittura.</w:t>
+        <w:t xml:space="preserve">Nel programma la soluzione compare dopo che hai registrato e ricostruito la scrittura.</w:t>
       </w:r>
     </w:p>
     <w:p>
@@ -19312,7 +19312,7 @@
           <w:sz w:val="18"/>
           <w:szCs w:val="18"/>
         </w:rPr>
-        <w:t xml:space="preserve">Nel programma questo riquadro compare dopo che hai registrato e ricostruito la scrittura.</w:t>
+        <w:t xml:space="preserve">Nel programma la soluzione compare dopo che hai registrato e ricostruito la scrittura.</w:t>
       </w:r>
     </w:p>
     <w:p>
@@ -20039,7 +20039,7 @@
           <w:sz w:val="18"/>
           <w:szCs w:val="18"/>
         </w:rPr>
-        <w:t xml:space="preserve">Nel programma questo riquadro compare dopo che hai registrato e ricostruito la scrittura.</w:t>
+        <w:t xml:space="preserve">Nel programma la soluzione compare dopo che hai registrato e ricostruito la scrittura.</w:t>
       </w:r>
     </w:p>
     <w:p>
@@ -20978,7 +20978,7 @@
           <w:sz w:val="18"/>
           <w:szCs w:val="18"/>
         </w:rPr>
-        <w:t xml:space="preserve">Nel programma questo riquadro compare dopo che hai registrato e ricostruito la scrittura.</w:t>
+        <w:t xml:space="preserve">Nel programma la soluzione compare dopo che hai registrato e ricostruito la scrittura.</w:t>
       </w:r>
     </w:p>
     <w:p>
@@ -21583,7 +21583,7 @@
           <w:sz w:val="18"/>
           <w:szCs w:val="18"/>
         </w:rPr>
-        <w:t xml:space="preserve">Nel programma questo riquadro compare dopo che hai registrato e ricostruito la scrittura.</w:t>
+        <w:t xml:space="preserve">Nel programma la soluzione compare dopo che hai registrato e ricostruito la scrittura.</w:t>
       </w:r>
     </w:p>
     <w:p>
@@ -22472,7 +22472,7 @@
           <w:sz w:val="18"/>
           <w:szCs w:val="18"/>
         </w:rPr>
-        <w:t xml:space="preserve">Nel programma questo riquadro compare dopo che hai registrato e ricostruito la scrittura.</w:t>
+        <w:t xml:space="preserve">Nel programma la soluzione compare dopo che hai registrato e ricostruito la scrittura.</w:t>
       </w:r>
     </w:p>
     <w:p>
@@ -23077,7 +23077,7 @@
           <w:sz w:val="18"/>
           <w:szCs w:val="18"/>
         </w:rPr>
-        <w:t xml:space="preserve">Nel programma questo riquadro compare dopo che hai registrato e ricostruito la scrittura.</w:t>
+        <w:t xml:space="preserve">Nel programma la soluzione compare dopo che hai registrato e ricostruito la scrittura.</w:t>
       </w:r>
     </w:p>
     <w:p>
@@ -23451,7 +23451,7 @@
           <w:sz w:val="18"/>
           <w:szCs w:val="18"/>
         </w:rPr>
-        <w:t xml:space="preserve">Nel programma questo riquadro compare dopo che hai registrato e ricostruito la scrittura.</w:t>
+        <w:t xml:space="preserve">Nel programma la soluzione compare dopo che hai registrato e ricostruito la scrittura.</w:t>
       </w:r>
     </w:p>
     <w:p>
@@ -23835,7 +23835,7 @@
           <w:sz w:val="18"/>
           <w:szCs w:val="18"/>
         </w:rPr>
-        <w:t xml:space="preserve">Nel programma questo riquadro compare dopo che hai registrato e ricostruito la scrittura.</w:t>
+        <w:t xml:space="preserve">Nel programma la soluzione compare dopo che hai registrato e ricostruito la scrittura.</w:t>
       </w:r>
     </w:p>
     <w:p>
@@ -24209,7 +24209,7 @@
           <w:sz w:val="18"/>
           <w:szCs w:val="18"/>
         </w:rPr>
-        <w:t xml:space="preserve">Nel programma questo riquadro compare dopo che hai registrato e ricostruito la scrittura.</w:t>
+        <w:t xml:space="preserve">Nel programma la soluzione compare dopo che hai registrato e ricostruito la scrittura.</w:t>
       </w:r>
     </w:p>
     <w:p>
@@ -24631,7 +24631,7 @@
           <w:sz w:val="18"/>
           <w:szCs w:val="18"/>
         </w:rPr>
-        <w:t xml:space="preserve">Nel programma questo riquadro compare dopo che hai registrato e ricostruito la scrittura.</w:t>
+        <w:t xml:space="preserve">Nel programma la soluzione compare dopo che hai registrato e ricostruito la scrittura.</w:t>
       </w:r>
     </w:p>
     <w:p>
@@ -25053,7 +25053,7 @@
           <w:sz w:val="18"/>
           <w:szCs w:val="18"/>
         </w:rPr>
-        <w:t xml:space="preserve">Nel programma questo riquadro compare dopo che hai registrato e ricostruito la scrittura.</w:t>
+        <w:t xml:space="preserve">Nel programma la soluzione compare dopo che hai registrato e ricostruito la scrittura.</w:t>
       </w:r>
     </w:p>
     <w:p>
@@ -25414,7 +25414,7 @@
           <w:sz w:val="18"/>
           <w:szCs w:val="18"/>
         </w:rPr>
-        <w:t xml:space="preserve">Nel programma questo riquadro compare dopo che hai registrato e ricostruito la scrittura.</w:t>
+        <w:t xml:space="preserve">Nel programma la soluzione compare dopo che hai registrato e ricostruito la scrittura.</w:t>
       </w:r>
     </w:p>
     <w:p>
@@ -25775,7 +25775,7 @@
           <w:sz w:val="18"/>
           <w:szCs w:val="18"/>
         </w:rPr>
-        <w:t xml:space="preserve">Nel programma questo riquadro compare dopo che hai registrato e ricostruito la scrittura.</w:t>
+        <w:t xml:space="preserve">Nel programma la soluzione compare dopo che hai registrato e ricostruito la scrittura.</w:t>
       </w:r>
     </w:p>
     <w:p>
@@ -26332,7 +26332,7 @@
           <w:sz w:val="18"/>
           <w:szCs w:val="18"/>
         </w:rPr>
-        <w:t xml:space="preserve">Nel programma questo riquadro compare dopo che hai registrato e ricostruito la scrittura.</w:t>
+        <w:t xml:space="preserve">Nel programma la soluzione compare dopo che hai registrato e ricostruito la scrittura.</w:t>
       </w:r>
     </w:p>
     <w:p>
@@ -26838,7 +26838,7 @@
           <w:sz w:val="18"/>
           <w:szCs w:val="18"/>
         </w:rPr>
-        <w:t xml:space="preserve">Nel programma questo riquadro compare dopo che hai registrato e ricostruito la scrittura.</w:t>
+        <w:t xml:space="preserve">Nel programma la soluzione compare dopo che hai registrato e ricostruito la scrittura.</w:t>
       </w:r>
     </w:p>
     <w:p>
@@ -27212,7 +27212,7 @@
           <w:sz w:val="18"/>
           <w:szCs w:val="18"/>
         </w:rPr>
-        <w:t xml:space="preserve">Nel programma questo riquadro compare dopo che hai registrato e ricostruito la scrittura.</w:t>
+        <w:t xml:space="preserve">Nel programma la soluzione compare dopo che hai registrato e ricostruito la scrittura.</w:t>
       </w:r>
     </w:p>
     <w:p>
@@ -27573,7 +27573,7 @@
           <w:sz w:val="18"/>
           <w:szCs w:val="18"/>
         </w:rPr>
-        <w:t xml:space="preserve">Nel programma questo riquadro compare dopo che hai registrato e ricostruito la scrittura.</w:t>
+        <w:t xml:space="preserve">Nel programma la soluzione compare dopo che hai registrato e ricostruito la scrittura.</w:t>
       </w:r>
     </w:p>
     <w:p>
@@ -28377,7 +28377,7 @@
           <w:sz w:val="18"/>
           <w:szCs w:val="18"/>
         </w:rPr>
-        <w:t xml:space="preserve">Nel programma questo riquadro compare dopo che hai registrato e ricostruito la scrittura.</w:t>
+        <w:t xml:space="preserve">Nel programma la soluzione compare dopo che hai registrato e ricostruito la scrittura.</w:t>
       </w:r>
     </w:p>
     <w:p>
@@ -28799,7 +28799,7 @@
           <w:sz w:val="18"/>
           <w:szCs w:val="18"/>
         </w:rPr>
-        <w:t xml:space="preserve">Nel programma questo riquadro compare dopo che hai registrato e ricostruito la scrittura.</w:t>
+        <w:t xml:space="preserve">Nel programma la soluzione compare dopo che hai registrato e ricostruito la scrittura.</w:t>
       </w:r>
     </w:p>
     <w:p>

--- a/app/static/docs/Esercitazione_Ragioneria_con_WMS.docx
+++ b/app/static/docs/Esercitazione_Ragioneria_con_WMS.docx
@@ -29172,7 +29172,7 @@
           <w:sz w:val="21"/>
           <w:szCs w:val="21"/>
         </w:rPr>
-        <w:t xml:space="preserve">Controllo atteso: </w:t>
+        <w:t xml:space="preserve">Scrittura / controllo atteso: </w:t>
       </w:r>
       <w:r>
         <w:rPr>
@@ -29181,6 +29181,22 @@
           <w:szCs w:val="21"/>
         </w:rPr>
         <w:t xml:space="preserve">D attività / A 92 e D 92 / A passività: banca 77.807,70, ferro 2.200, prodotti 17.842,37, IVA a credito 110, imposte anticipate 55,80, saldatrice 12.000 con fondo 800; Erario IRES 6.389,92, Erario IRAP 1.048,44, agenti 950,40, capitale 81.785, utile 19.042,11. I costi e i ricavi ripartono da zero.</w:t>
+      </w:r>
+    </w:p>
+    <w:p>
+      <w:pPr>
+        <w:spacing w:after="80" w:before="0"/>
+      </w:pPr>
+      <w:r>
+        <w:rPr>
+          <w:rFonts w:ascii="Calibri" w:cs="Calibri" w:eastAsia="Calibri" w:hAnsi="Calibri"/>
+          <w:i/>
+          <w:iCs/>
+          <w:color w:val="555555"/>
+          <w:sz w:val="18"/>
+          <w:szCs w:val="18"/>
+        </w:rPr>
+        <w:t xml:space="preserve">Nel programma la soluzione compare dopo che hai registrato e ricostruito la scrittura.</w:t>
       </w:r>
     </w:p>
     <w:p>

--- a/app/static/docs/Esercitazione_Ragioneria_con_WMS.docx
+++ b/app/static/docs/Esercitazione_Ragioneria_con_WMS.docx
@@ -28822,7 +28822,7 @@
           <w:sz w:val="21"/>
           <w:szCs w:val="21"/>
         </w:rPr>
-        <w:t xml:space="preserve">Il pannello chiede di ricostruire solo il documento del risultato: epilogo e chiusura dei conti patrimoniali sono riporti meccanici di decine di righe. Leggili nel libro giornale.</w:t>
+        <w:t xml:space="preserve">Il pannello chiede di ricostruire tutti e tre i documenti della chiusura: l’epilogo dei costi e dei ricavi, la rilevazione del risultato e la chiusura delle attività e passività nello stato patrimoniale finale. Per epilogo e chiusura puoi scrivere una riga per conto oppure una riga riepilogativa per lato (totale costi, totale ricavi; totale attività, totale passività): conta che la scrittura quadri con i saldi. Poi confronta con il libro giornale.</w:t>
       </w:r>
     </w:p>
     <w:p>
